--- a/issa_khoury_resume.docx
+++ b/issa_khoury_resume.docx
@@ -32,31 +32,21 @@
       <w:r>
         <w:t xml:space="preserve">| </w:t>
       </w:r>
-      <w:r>
-        <w:fldChar w:fldCharType="begin"/>
-      </w:r>
-      <w:r>
-        <w:instrText>HYPERLINK "mailto:issakhoury525@gmail.com"</w:instrText>
-      </w:r>
-      <w:r>
-        <w:fldChar w:fldCharType="separate"/>
-      </w:r>
-      <w:r>
-        <w:rPr>
-          <w:rStyle w:val="Hyperlink"/>
-        </w:rPr>
-        <w:t>issakhoury525@gmail.com</w:t>
-      </w:r>
-      <w:r>
-        <w:fldChar w:fldCharType="end"/>
-      </w:r>
+      <w:hyperlink r:id="rId8" w:history="1">
+        <w:r>
+          <w:rPr>
+            <w:rStyle w:val="Hyperlink"/>
+          </w:rPr>
+          <w:t>issakhoury525@gmail.com</w:t>
+        </w:r>
+      </w:hyperlink>
       <w:r>
         <w:t xml:space="preserve"> </w:t>
       </w:r>
       <w:r>
         <w:t xml:space="preserve">| </w:t>
       </w:r>
-      <w:hyperlink r:id="rId8" w:history="1">
+      <w:hyperlink r:id="rId9" w:history="1">
         <w:r>
           <w:rPr>
             <w:rStyle w:val="Hyperlink"/>
@@ -337,13 +327,8 @@
       <w:pPr>
         <w:pStyle w:val="Heading2"/>
       </w:pPr>
-      <w:proofErr w:type="spellStart"/>
-      <w:r>
-        <w:t>ThoughtWorks</w:t>
-      </w:r>
-      <w:proofErr w:type="spellEnd"/>
-      <w:r>
-        <w:t xml:space="preserve"> / Amsterdam, the Netherlands</w:t>
+      <w:r>
+        <w:t>ThoughtWorks / Amsterdam, the Netherlands</w:t>
       </w:r>
     </w:p>
     <w:p>
@@ -351,7 +336,10 @@
         <w:pStyle w:val="Heading3"/>
       </w:pPr>
       <w:r>
-        <w:t>May 2022 – Present</w:t>
+        <w:t xml:space="preserve">May 2022 – </w:t>
+      </w:r>
+      <w:r>
+        <w:t>April 2025</w:t>
       </w:r>
     </w:p>
     <w:tbl>
@@ -386,13 +374,8 @@
             <w:r>
               <w:t xml:space="preserve">ThoughtWorks is a leading technology consultancy that has recently expanded to the Netherlands. I have joined the growing team as a Solution Architect to help design and develop modern and effective solutions </w:t>
             </w:r>
-            <w:proofErr w:type="gramStart"/>
-            <w:r>
-              <w:t>in order to</w:t>
-            </w:r>
-            <w:proofErr w:type="gramEnd"/>
-            <w:r>
-              <w:t xml:space="preserve"> help</w:t>
+            <w:r>
+              <w:t>in order to help</w:t>
             </w:r>
             <w:r>
               <w:t xml:space="preserve"> our client</w:t>
@@ -2207,15 +2190,7 @@
         <w:t>Smarty Systems</w:t>
       </w:r>
       <w:r>
-        <w:t xml:space="preserve"> / </w:t>
-      </w:r>
-      <w:proofErr w:type="spellStart"/>
-      <w:r>
-        <w:t>Zalka</w:t>
-      </w:r>
-      <w:proofErr w:type="spellEnd"/>
-      <w:r>
-        <w:t>, Lebanon</w:t>
+        <w:t xml:space="preserve"> / Zalka, Lebanon</w:t>
       </w:r>
     </w:p>
     <w:p>
@@ -2614,7 +2589,7 @@
           <w:szCs w:val="22"/>
         </w:rPr>
       </w:pPr>
-      <w:hyperlink r:id="rId9" w:history="1">
+      <w:hyperlink r:id="rId10" w:history="1">
         <w:r>
           <w:rPr>
             <w:rStyle w:val="Hyperlink"/>
@@ -2636,7 +2611,7 @@
           <w:numId w:val="17"/>
         </w:numPr>
       </w:pPr>
-      <w:hyperlink r:id="rId10" w:history="1">
+      <w:hyperlink r:id="rId11" w:history="1">
         <w:r>
           <w:rPr>
             <w:rStyle w:val="Hyperlink"/>
@@ -2660,7 +2635,7 @@
           <w:szCs w:val="22"/>
         </w:rPr>
       </w:pPr>
-      <w:hyperlink r:id="rId11" w:history="1">
+      <w:hyperlink r:id="rId12" w:history="1">
         <w:r>
           <w:rPr>
             <w:rStyle w:val="Hyperlink"/>
@@ -2669,29 +2644,7 @@
             <w:iCs/>
             <w:szCs w:val="22"/>
           </w:rPr>
-          <w:t xml:space="preserve">AWS Certified </w:t>
-        </w:r>
-        <w:proofErr w:type="spellStart"/>
-        <w:r>
-          <w:rPr>
-            <w:rStyle w:val="Hyperlink"/>
-            <w:rFonts w:asciiTheme="minorHAnsi" w:hAnsiTheme="minorHAnsi"/>
-            <w:i w:val="0"/>
-            <w:iCs/>
-            <w:szCs w:val="22"/>
-          </w:rPr>
-          <w:t>SysOps</w:t>
-        </w:r>
-        <w:proofErr w:type="spellEnd"/>
-        <w:r>
-          <w:rPr>
-            <w:rStyle w:val="Hyperlink"/>
-            <w:rFonts w:asciiTheme="minorHAnsi" w:hAnsiTheme="minorHAnsi"/>
-            <w:i w:val="0"/>
-            <w:iCs/>
-            <w:szCs w:val="22"/>
-          </w:rPr>
-          <w:t xml:space="preserve"> Administrator - Associate</w:t>
+          <w:t>AWS Certified SysOps Administrator - Associate</w:t>
         </w:r>
       </w:hyperlink>
     </w:p>
@@ -2708,7 +2661,7 @@
           <w:u w:val="none"/>
         </w:rPr>
       </w:pPr>
-      <w:hyperlink r:id="rId12" w:history="1">
+      <w:hyperlink r:id="rId13" w:history="1">
         <w:r>
           <w:rPr>
             <w:rStyle w:val="Hyperlink"/>
@@ -2730,7 +2683,7 @@
           <w:u w:val="none"/>
         </w:rPr>
       </w:pPr>
-      <w:hyperlink r:id="rId13" w:history="1">
+      <w:hyperlink r:id="rId14" w:history="1">
         <w:r>
           <w:rPr>
             <w:rStyle w:val="Hyperlink"/>
@@ -2747,7 +2700,7 @@
           <w:numId w:val="17"/>
         </w:numPr>
       </w:pPr>
-      <w:hyperlink r:id="rId14" w:history="1">
+      <w:hyperlink r:id="rId15" w:history="1">
         <w:r>
           <w:rPr>
             <w:rStyle w:val="Hyperlink"/>
@@ -2757,9 +2710,9 @@
       </w:hyperlink>
     </w:p>
     <w:sectPr>
-      <w:headerReference w:type="default" r:id="rId15"/>
-      <w:footerReference w:type="default" r:id="rId16"/>
-      <w:headerReference w:type="first" r:id="rId17"/>
+      <w:headerReference w:type="default" r:id="rId16"/>
+      <w:footerReference w:type="default" r:id="rId17"/>
+      <w:headerReference w:type="first" r:id="rId18"/>
       <w:pgSz w:w="12240" w:h="15840"/>
       <w:pgMar w:top="1152" w:right="1123" w:bottom="1195" w:left="1123" w:header="432" w:footer="720" w:gutter="0"/>
       <w:cols w:space="720"/>
@@ -7435,6 +7388,7 @@
     <w:rsid w:val="007D2604"/>
     <w:rsid w:val="00805FBB"/>
     <w:rsid w:val="00852FB0"/>
+    <w:rsid w:val="00872DF0"/>
     <w:rsid w:val="008748C3"/>
     <w:rsid w:val="008E5AD8"/>
     <w:rsid w:val="00903956"/>
@@ -7469,6 +7423,7 @@
     <w:rsid w:val="00DE6DD2"/>
     <w:rsid w:val="00E01D73"/>
     <w:rsid w:val="00E11262"/>
+    <w:rsid w:val="00E25B5A"/>
     <w:rsid w:val="00E5030F"/>
     <w:rsid w:val="00E73CD3"/>
     <w:rsid w:val="00E819AE"/>
